--- a/backend-exhibits/outscope Teams to Slack.docx
+++ b/backend-exhibits/outscope Teams to Slack.docx
@@ -6,9 +6,9 @@
       <w:pPr>
         <w:pStyle w:val="BodyText"/>
         <w:rPr>
-          <w:rFonts w:ascii="Arial"/>
+          <w:rFonts w:ascii="Arial" w:hAnsi="Arial" w:cs="Arial" w:eastAsia="Arial"/>
           <w:b/>
-          <w:sz w:val="20"/>
+          <w:sz w:val="21"/>
         </w:rPr>
       </w:pPr>
     </w:p>
@@ -17,9 +17,9 @@
         <w:pStyle w:val="BodyText"/>
         <w:spacing w:before="229"/>
         <w:rPr>
-          <w:rFonts w:ascii="Arial"/>
+          <w:rFonts w:ascii="Arial" w:hAnsi="Arial" w:cs="Arial" w:eastAsia="Arial"/>
           <w:b/>
-          <w:sz w:val="20"/>
+          <w:sz w:val="21"/>
         </w:rPr>
       </w:pPr>
     </w:p>
@@ -27,8 +27,8 @@
       <w:pPr>
         <w:ind w:left="30" w:right="-15"/>
         <w:rPr>
-          <w:rFonts w:ascii="Arial"/>
-          <w:sz w:val="20"/>
+          <w:rFonts w:ascii="Arial" w:hAnsi="Arial" w:cs="Arial" w:eastAsia="Arial"/>
+          <w:sz w:val="21"/>
         </w:rPr>
       </w:pPr>
     </w:p>
@@ -36,9 +36,9 @@
       <w:pPr>
         <w:pStyle w:val="BodyText"/>
         <w:rPr>
-          <w:rFonts w:ascii="Arial"/>
+          <w:rFonts w:ascii="Arial" w:hAnsi="Arial" w:cs="Arial" w:eastAsia="Arial"/>
           <w:b/>
-          <w:sz w:val="20"/>
+          <w:sz w:val="21"/>
         </w:rPr>
       </w:pPr>
     </w:p>
@@ -80,8 +80,8 @@
               <w:spacing w:before="0"/>
               <w:ind w:left="0"/>
               <w:rPr>
-                <w:rFonts w:ascii="Times New Roman"/>
-                <w:sz w:val="20"/>
+                <w:rFonts w:ascii="Arial" w:hAnsi="Arial" w:cs="Arial" w:eastAsia="Arial"/>
+                <w:sz w:val="21"/>
               </w:rPr>
             </w:pPr>
           </w:p>
@@ -97,14 +97,14 @@
               <w:spacing w:before="58"/>
               <w:ind w:left="63"/>
               <w:rPr>
-                <w:rFonts w:ascii="Arial"/>
+                <w:rFonts w:ascii="Arial" w:hAnsi="Arial" w:cs="Arial" w:eastAsia="Arial"/>
                 <w:b/>
                 <w:sz w:val="21"/>
               </w:rPr>
             </w:pPr>
             <w:r>
               <w:rPr>
-                <w:rFonts w:ascii="Arial"/>
+                <w:rFonts w:ascii="Arial" w:hAnsi="Arial" w:cs="Arial" w:eastAsia="Arial"/>
                 <w:b/>
                 <w:sz w:val="21"/>
               </w:rPr>
@@ -112,7 +112,7 @@
             </w:r>
             <w:r>
               <w:rPr>
-                <w:rFonts w:ascii="Arial"/>
+                <w:rFonts w:ascii="Arial" w:hAnsi="Arial" w:cs="Arial" w:eastAsia="Arial"/>
                 <w:b/>
                 <w:spacing w:val="-3"/>
                 <w:sz w:val="21"/>
@@ -121,7 +121,7 @@
             </w:r>
             <w:r>
               <w:rPr>
-                <w:rFonts w:ascii="Arial"/>
+                <w:rFonts w:ascii="Arial" w:hAnsi="Arial" w:cs="Arial" w:eastAsia="Arial"/>
                 <w:b/>
                 <w:sz w:val="21"/>
               </w:rPr>
@@ -129,7 +129,7 @@
             </w:r>
             <w:r>
               <w:rPr>
-                <w:rFonts w:ascii="Arial"/>
+                <w:rFonts w:ascii="Arial" w:hAnsi="Arial" w:cs="Arial" w:eastAsia="Arial"/>
                 <w:b/>
                 <w:spacing w:val="-3"/>
                 <w:sz w:val="21"/>
@@ -138,7 +138,7 @@
             </w:r>
             <w:r>
               <w:rPr>
-                <w:rFonts w:ascii="Arial"/>
+                <w:rFonts w:ascii="Arial" w:hAnsi="Arial" w:cs="Arial" w:eastAsia="Arial"/>
                 <w:b/>
                 <w:sz w:val="21"/>
               </w:rPr>
@@ -146,7 +146,7 @@
             </w:r>
             <w:r>
               <w:rPr>
-                <w:rFonts w:ascii="Arial"/>
+                <w:rFonts w:ascii="Arial" w:hAnsi="Arial" w:cs="Arial" w:eastAsia="Arial"/>
                 <w:b/>
                 <w:spacing w:val="-3"/>
                 <w:sz w:val="21"/>
@@ -155,7 +155,7 @@
             </w:r>
             <w:r>
               <w:rPr>
-                <w:rFonts w:ascii="Arial"/>
+                <w:rFonts w:ascii="Arial" w:hAnsi="Arial" w:cs="Arial" w:eastAsia="Arial"/>
                 <w:b/>
                 <w:sz w:val="21"/>
               </w:rPr>
@@ -163,7 +163,7 @@
             </w:r>
             <w:r>
               <w:rPr>
-                <w:rFonts w:ascii="Arial"/>
+                <w:rFonts w:ascii="Arial" w:hAnsi="Arial" w:cs="Arial" w:eastAsia="Arial"/>
                 <w:b/>
                 <w:spacing w:val="-2"/>
                 <w:sz w:val="21"/>
@@ -186,14 +186,14 @@
               <w:pStyle w:val="TableParagraph"/>
               <w:spacing w:before="58"/>
               <w:rPr>
-                <w:rFonts w:ascii="Arial"/>
+                <w:rFonts w:ascii="Arial" w:hAnsi="Arial" w:cs="Arial" w:eastAsia="Arial"/>
                 <w:b/>
                 <w:sz w:val="21"/>
               </w:rPr>
             </w:pPr>
             <w:r>
               <w:rPr>
-                <w:rFonts w:ascii="Arial"/>
+                <w:rFonts w:ascii="Arial" w:hAnsi="Arial" w:cs="Arial" w:eastAsia="Arial"/>
                 <w:b/>
                 <w:sz w:val="21"/>
               </w:rPr>
@@ -201,7 +201,7 @@
             </w:r>
             <w:r>
               <w:rPr>
-                <w:rFonts w:ascii="Arial"/>
+                <w:rFonts w:ascii="Arial" w:hAnsi="Arial" w:cs="Arial" w:eastAsia="Arial"/>
                 <w:b/>
                 <w:spacing w:val="-2"/>
                 <w:sz w:val="21"/>
@@ -381,14 +381,14 @@
               <w:pStyle w:val="TableParagraph"/>
               <w:spacing w:before="58"/>
               <w:rPr>
-                <w:rFonts w:ascii="Arial"/>
+                <w:rFonts w:ascii="Arial" w:hAnsi="Arial" w:cs="Arial" w:eastAsia="Arial"/>
                 <w:b/>
                 <w:sz w:val="21"/>
               </w:rPr>
             </w:pPr>
             <w:r>
               <w:rPr>
-                <w:rFonts w:ascii="Arial"/>
+                <w:rFonts w:ascii="Arial" w:hAnsi="Arial" w:cs="Arial" w:eastAsia="Arial"/>
                 <w:b/>
                 <w:sz w:val="21"/>
               </w:rPr>
@@ -396,7 +396,7 @@
             </w:r>
             <w:r>
               <w:rPr>
-                <w:rFonts w:ascii="Arial"/>
+                <w:rFonts w:ascii="Arial" w:hAnsi="Arial" w:cs="Arial" w:eastAsia="Arial"/>
                 <w:b/>
                 <w:spacing w:val="-2"/>
                 <w:sz w:val="21"/>
@@ -472,14 +472,14 @@
               <w:pStyle w:val="TableParagraph"/>
               <w:spacing w:before="58"/>
               <w:rPr>
-                <w:rFonts w:ascii="Arial"/>
+                <w:rFonts w:ascii="Arial" w:hAnsi="Arial" w:cs="Arial" w:eastAsia="Arial"/>
                 <w:b/>
                 <w:sz w:val="21"/>
               </w:rPr>
             </w:pPr>
             <w:r>
               <w:rPr>
-                <w:rFonts w:ascii="Arial"/>
+                <w:rFonts w:ascii="Arial" w:hAnsi="Arial" w:cs="Arial" w:eastAsia="Arial"/>
                 <w:b/>
                 <w:sz w:val="21"/>
               </w:rPr>
@@ -487,7 +487,7 @@
             </w:r>
             <w:r>
               <w:rPr>
-                <w:rFonts w:ascii="Arial"/>
+                <w:rFonts w:ascii="Arial" w:hAnsi="Arial" w:cs="Arial" w:eastAsia="Arial"/>
                 <w:b/>
                 <w:spacing w:val="-4"/>
                 <w:sz w:val="21"/>
@@ -687,14 +687,14 @@
               <w:pStyle w:val="TableParagraph"/>
               <w:spacing w:before="58"/>
               <w:rPr>
-                <w:rFonts w:ascii="Arial"/>
+                <w:rFonts w:ascii="Arial" w:hAnsi="Arial" w:cs="Arial" w:eastAsia="Arial"/>
                 <w:b/>
                 <w:sz w:val="21"/>
               </w:rPr>
             </w:pPr>
             <w:r>
               <w:rPr>
-                <w:rFonts w:ascii="Arial"/>
+                <w:rFonts w:ascii="Arial" w:hAnsi="Arial" w:cs="Arial" w:eastAsia="Arial"/>
                 <w:b/>
                 <w:sz w:val="21"/>
               </w:rPr>
@@ -702,7 +702,7 @@
             </w:r>
             <w:r>
               <w:rPr>
-                <w:rFonts w:ascii="Arial"/>
+                <w:rFonts w:ascii="Arial" w:hAnsi="Arial" w:cs="Arial" w:eastAsia="Arial"/>
                 <w:b/>
                 <w:spacing w:val="-4"/>
                 <w:sz w:val="21"/>
@@ -746,14 +746,14 @@
               <w:pStyle w:val="TableParagraph"/>
               <w:spacing w:before="43"/>
               <w:rPr>
-                <w:rFonts w:ascii="Arial"/>
+                <w:rFonts w:ascii="Arial" w:hAnsi="Arial" w:cs="Arial" w:eastAsia="Arial"/>
                 <w:b/>
                 <w:sz w:val="21"/>
               </w:rPr>
             </w:pPr>
             <w:r>
               <w:rPr>
-                <w:rFonts w:ascii="Arial"/>
+                <w:rFonts w:ascii="Arial" w:hAnsi="Arial" w:cs="Arial" w:eastAsia="Arial"/>
                 <w:b/>
                 <w:sz w:val="21"/>
               </w:rPr>
@@ -761,7 +761,7 @@
             </w:r>
             <w:r>
               <w:rPr>
-                <w:rFonts w:ascii="Arial"/>
+                <w:rFonts w:ascii="Arial" w:hAnsi="Arial" w:cs="Arial" w:eastAsia="Arial"/>
                 <w:b/>
                 <w:spacing w:val="-2"/>
                 <w:sz w:val="21"/>
@@ -870,14 +870,14 @@
               <w:pStyle w:val="TableParagraph"/>
               <w:spacing w:before="43"/>
               <w:rPr>
-                <w:rFonts w:ascii="Arial"/>
+                <w:rFonts w:ascii="Arial" w:hAnsi="Arial" w:cs="Arial" w:eastAsia="Arial"/>
                 <w:b/>
                 <w:sz w:val="21"/>
               </w:rPr>
             </w:pPr>
             <w:r>
               <w:rPr>
-                <w:rFonts w:ascii="Arial"/>
+                <w:rFonts w:ascii="Arial" w:hAnsi="Arial" w:cs="Arial" w:eastAsia="Arial"/>
                 <w:b/>
                 <w:sz w:val="21"/>
               </w:rPr>
@@ -885,7 +885,7 @@
             </w:r>
             <w:r>
               <w:rPr>
-                <w:rFonts w:ascii="Arial"/>
+                <w:rFonts w:ascii="Arial" w:hAnsi="Arial" w:cs="Arial" w:eastAsia="Arial"/>
                 <w:b/>
                 <w:spacing w:val="-2"/>
                 <w:sz w:val="21"/>
@@ -1039,9 +1039,9 @@
         <w:pStyle w:val="BodyText"/>
         <w:spacing w:before="35"/>
         <w:rPr>
-          <w:rFonts w:ascii="Arial"/>
+          <w:rFonts w:ascii="Arial" w:hAnsi="Arial" w:cs="Arial" w:eastAsia="Arial"/>
           <w:b/>
-          <w:sz w:val="20"/>
+          <w:sz w:val="21"/>
         </w:rPr>
       </w:pPr>
     </w:p>
@@ -1171,10 +1171,10 @@
   <w:docDefaults>
     <w:rPrDefault>
       <w:rPr>
-        <w:rFonts w:asciiTheme="minorHAnsi" w:eastAsiaTheme="minorHAnsi" w:hAnsiTheme="minorHAnsi" w:cstheme="minorBidi"/>
+        <w:rFonts w:ascii="Arial" w:hAnsi="Arial" w:cs="Arial" w:eastAsia="Arial"/>
         <w:kern w:val="2"/>
-        <w:sz w:val="24"/>
-        <w:szCs w:val="24"/>
+        <w:sz w:val="21"/>
+        <w:szCs w:val="21"/>
         <w:lang w:val="en-IN" w:eastAsia="en-US" w:bidi="ar-SA"/>
         <w14:ligatures w14:val="standardContextual"/>
       </w:rPr>
@@ -1582,10 +1582,10 @@
       <w:outlineLvl w:val="0"/>
     </w:pPr>
     <w:rPr>
-      <w:rFonts w:asciiTheme="majorHAnsi" w:eastAsiaTheme="majorEastAsia" w:hAnsiTheme="majorHAnsi" w:cstheme="majorBidi"/>
+      <w:rFonts w:ascii="Arial" w:hAnsi="Arial" w:cs="Arial" w:eastAsia="Arial"/>
       <w:color w:val="0F4761" w:themeColor="accent1" w:themeShade="BF"/>
-      <w:sz w:val="40"/>
-      <w:szCs w:val="40"/>
+      <w:sz w:val="21"/>
+      <w:szCs w:val="21"/>
     </w:rPr>
   </w:style>
   <w:style w:type="paragraph" w:styleId="Heading2">
@@ -1604,10 +1604,10 @@
       <w:outlineLvl w:val="1"/>
     </w:pPr>
     <w:rPr>
-      <w:rFonts w:asciiTheme="majorHAnsi" w:eastAsiaTheme="majorEastAsia" w:hAnsiTheme="majorHAnsi" w:cstheme="majorBidi"/>
+      <w:rFonts w:ascii="Arial" w:hAnsi="Arial" w:cs="Arial" w:eastAsia="Arial"/>
       <w:color w:val="0F4761" w:themeColor="accent1" w:themeShade="BF"/>
-      <w:sz w:val="32"/>
-      <w:szCs w:val="32"/>
+      <w:sz w:val="21"/>
+      <w:szCs w:val="21"/>
     </w:rPr>
   </w:style>
   <w:style w:type="paragraph" w:styleId="Heading3">
@@ -1627,10 +1627,10 @@
       <w:outlineLvl w:val="2"/>
     </w:pPr>
     <w:rPr>
-      <w:rFonts w:eastAsiaTheme="majorEastAsia" w:cstheme="majorBidi"/>
+      <w:rFonts w:ascii="Arial" w:hAnsi="Arial" w:cs="Arial" w:eastAsia="Arial"/>
       <w:color w:val="0F4761" w:themeColor="accent1" w:themeShade="BF"/>
-      <w:sz w:val="28"/>
-      <w:szCs w:val="28"/>
+      <w:sz w:val="21"/>
+      <w:szCs w:val="21"/>
     </w:rPr>
   </w:style>
   <w:style w:type="paragraph" w:styleId="Heading4">
@@ -1650,7 +1650,7 @@
       <w:outlineLvl w:val="3"/>
     </w:pPr>
     <w:rPr>
-      <w:rFonts w:eastAsiaTheme="majorEastAsia" w:cstheme="majorBidi"/>
+      <w:rFonts w:ascii="Arial" w:hAnsi="Arial" w:cs="Arial" w:eastAsia="Arial"/>
       <w:i/>
       <w:iCs/>
       <w:color w:val="0F4761" w:themeColor="accent1" w:themeShade="BF"/>
@@ -1673,7 +1673,7 @@
       <w:outlineLvl w:val="4"/>
     </w:pPr>
     <w:rPr>
-      <w:rFonts w:eastAsiaTheme="majorEastAsia" w:cstheme="majorBidi"/>
+      <w:rFonts w:ascii="Arial" w:hAnsi="Arial" w:cs="Arial" w:eastAsia="Arial"/>
       <w:color w:val="0F4761" w:themeColor="accent1" w:themeShade="BF"/>
     </w:rPr>
   </w:style>
@@ -1694,7 +1694,7 @@
       <w:outlineLvl w:val="5"/>
     </w:pPr>
     <w:rPr>
-      <w:rFonts w:eastAsiaTheme="majorEastAsia" w:cstheme="majorBidi"/>
+      <w:rFonts w:ascii="Arial" w:hAnsi="Arial" w:cs="Arial" w:eastAsia="Arial"/>
       <w:i/>
       <w:iCs/>
       <w:color w:val="595959" w:themeColor="text1" w:themeTint="A6"/>
@@ -1717,7 +1717,7 @@
       <w:outlineLvl w:val="6"/>
     </w:pPr>
     <w:rPr>
-      <w:rFonts w:eastAsiaTheme="majorEastAsia" w:cstheme="majorBidi"/>
+      <w:rFonts w:ascii="Arial" w:hAnsi="Arial" w:cs="Arial" w:eastAsia="Arial"/>
       <w:color w:val="595959" w:themeColor="text1" w:themeTint="A6"/>
     </w:rPr>
   </w:style>
@@ -1738,7 +1738,7 @@
       <w:outlineLvl w:val="7"/>
     </w:pPr>
     <w:rPr>
-      <w:rFonts w:eastAsiaTheme="majorEastAsia" w:cstheme="majorBidi"/>
+      <w:rFonts w:ascii="Arial" w:hAnsi="Arial" w:cs="Arial" w:eastAsia="Arial"/>
       <w:i/>
       <w:iCs/>
       <w:color w:val="272727" w:themeColor="text1" w:themeTint="D8"/>
@@ -1761,7 +1761,7 @@
       <w:outlineLvl w:val="8"/>
     </w:pPr>
     <w:rPr>
-      <w:rFonts w:eastAsiaTheme="majorEastAsia" w:cstheme="majorBidi"/>
+      <w:rFonts w:ascii="Arial" w:hAnsi="Arial" w:cs="Arial" w:eastAsia="Arial"/>
       <w:color w:val="272727" w:themeColor="text1" w:themeTint="D8"/>
     </w:rPr>
   </w:style>
@@ -1799,10 +1799,10 @@
     <w:uiPriority w:val="9"/>
     <w:rsid w:val="005C60AD"/>
     <w:rPr>
-      <w:rFonts w:asciiTheme="majorHAnsi" w:eastAsiaTheme="majorEastAsia" w:hAnsiTheme="majorHAnsi" w:cstheme="majorBidi"/>
+      <w:rFonts w:ascii="Arial" w:hAnsi="Arial" w:cs="Arial" w:eastAsia="Arial"/>
       <w:color w:val="0F4761" w:themeColor="accent1" w:themeShade="BF"/>
-      <w:sz w:val="40"/>
-      <w:szCs w:val="40"/>
+      <w:sz w:val="21"/>
+      <w:szCs w:val="21"/>
     </w:rPr>
   </w:style>
   <w:style w:type="character" w:customStyle="1" w:styleId="Heading2Char">
@@ -1812,10 +1812,10 @@
     <w:uiPriority w:val="9"/>
     <w:rsid w:val="005C60AD"/>
     <w:rPr>
-      <w:rFonts w:asciiTheme="majorHAnsi" w:eastAsiaTheme="majorEastAsia" w:hAnsiTheme="majorHAnsi" w:cstheme="majorBidi"/>
+      <w:rFonts w:ascii="Arial" w:hAnsi="Arial" w:cs="Arial" w:eastAsia="Arial"/>
       <w:color w:val="0F4761" w:themeColor="accent1" w:themeShade="BF"/>
-      <w:sz w:val="32"/>
-      <w:szCs w:val="32"/>
+      <w:sz w:val="21"/>
+      <w:szCs w:val="21"/>
     </w:rPr>
   </w:style>
   <w:style w:type="character" w:customStyle="1" w:styleId="Heading3Char">
@@ -1826,10 +1826,10 @@
     <w:semiHidden/>
     <w:rsid w:val="005C60AD"/>
     <w:rPr>
-      <w:rFonts w:eastAsiaTheme="majorEastAsia" w:cstheme="majorBidi"/>
+      <w:rFonts w:ascii="Arial" w:hAnsi="Arial" w:cs="Arial" w:eastAsia="Arial"/>
       <w:color w:val="0F4761" w:themeColor="accent1" w:themeShade="BF"/>
-      <w:sz w:val="28"/>
-      <w:szCs w:val="28"/>
+      <w:sz w:val="21"/>
+      <w:szCs w:val="21"/>
     </w:rPr>
   </w:style>
   <w:style w:type="character" w:customStyle="1" w:styleId="Heading4Char">
@@ -1840,7 +1840,7 @@
     <w:semiHidden/>
     <w:rsid w:val="005C60AD"/>
     <w:rPr>
-      <w:rFonts w:eastAsiaTheme="majorEastAsia" w:cstheme="majorBidi"/>
+      <w:rFonts w:ascii="Arial" w:hAnsi="Arial" w:cs="Arial" w:eastAsia="Arial"/>
       <w:i/>
       <w:iCs/>
       <w:color w:val="0F4761" w:themeColor="accent1" w:themeShade="BF"/>
@@ -1854,7 +1854,7 @@
     <w:semiHidden/>
     <w:rsid w:val="005C60AD"/>
     <w:rPr>
-      <w:rFonts w:eastAsiaTheme="majorEastAsia" w:cstheme="majorBidi"/>
+      <w:rFonts w:ascii="Arial" w:hAnsi="Arial" w:cs="Arial" w:eastAsia="Arial"/>
       <w:color w:val="0F4761" w:themeColor="accent1" w:themeShade="BF"/>
     </w:rPr>
   </w:style>
@@ -1866,7 +1866,7 @@
     <w:semiHidden/>
     <w:rsid w:val="005C60AD"/>
     <w:rPr>
-      <w:rFonts w:eastAsiaTheme="majorEastAsia" w:cstheme="majorBidi"/>
+      <w:rFonts w:ascii="Arial" w:hAnsi="Arial" w:cs="Arial" w:eastAsia="Arial"/>
       <w:i/>
       <w:iCs/>
       <w:color w:val="595959" w:themeColor="text1" w:themeTint="A6"/>
@@ -1880,7 +1880,7 @@
     <w:semiHidden/>
     <w:rsid w:val="005C60AD"/>
     <w:rPr>
-      <w:rFonts w:eastAsiaTheme="majorEastAsia" w:cstheme="majorBidi"/>
+      <w:rFonts w:ascii="Arial" w:hAnsi="Arial" w:cs="Arial" w:eastAsia="Arial"/>
       <w:color w:val="595959" w:themeColor="text1" w:themeTint="A6"/>
     </w:rPr>
   </w:style>
@@ -1892,7 +1892,7 @@
     <w:semiHidden/>
     <w:rsid w:val="005C60AD"/>
     <w:rPr>
-      <w:rFonts w:eastAsiaTheme="majorEastAsia" w:cstheme="majorBidi"/>
+      <w:rFonts w:ascii="Arial" w:hAnsi="Arial" w:cs="Arial" w:eastAsia="Arial"/>
       <w:i/>
       <w:iCs/>
       <w:color w:val="272727" w:themeColor="text1" w:themeTint="D8"/>
@@ -1906,7 +1906,7 @@
     <w:semiHidden/>
     <w:rsid w:val="005C60AD"/>
     <w:rPr>
-      <w:rFonts w:eastAsiaTheme="majorEastAsia" w:cstheme="majorBidi"/>
+      <w:rFonts w:ascii="Arial" w:hAnsi="Arial" w:cs="Arial" w:eastAsia="Arial"/>
       <w:color w:val="272727" w:themeColor="text1" w:themeTint="D8"/>
     </w:rPr>
   </w:style>
@@ -1923,11 +1923,11 @@
       <w:contextualSpacing/>
     </w:pPr>
     <w:rPr>
-      <w:rFonts w:asciiTheme="majorHAnsi" w:eastAsiaTheme="majorEastAsia" w:hAnsiTheme="majorHAnsi" w:cstheme="majorBidi"/>
+      <w:rFonts w:ascii="Arial" w:hAnsi="Arial" w:cs="Arial" w:eastAsia="Arial"/>
       <w:spacing w:val="-10"/>
       <w:kern w:val="28"/>
-      <w:sz w:val="56"/>
-      <w:szCs w:val="56"/>
+      <w:sz w:val="21"/>
+      <w:szCs w:val="21"/>
     </w:rPr>
   </w:style>
   <w:style w:type="character" w:customStyle="1" w:styleId="TitleChar">
@@ -1937,11 +1937,11 @@
     <w:uiPriority w:val="10"/>
     <w:rsid w:val="005C60AD"/>
     <w:rPr>
-      <w:rFonts w:asciiTheme="majorHAnsi" w:eastAsiaTheme="majorEastAsia" w:hAnsiTheme="majorHAnsi" w:cstheme="majorBidi"/>
+      <w:rFonts w:ascii="Arial" w:hAnsi="Arial" w:cs="Arial" w:eastAsia="Arial"/>
       <w:spacing w:val="-10"/>
       <w:kern w:val="28"/>
-      <w:sz w:val="56"/>
-      <w:szCs w:val="56"/>
+      <w:sz w:val="21"/>
+      <w:szCs w:val="21"/>
     </w:rPr>
   </w:style>
   <w:style w:type="paragraph" w:styleId="Subtitle">
@@ -1958,11 +1958,11 @@
       </w:numPr>
     </w:pPr>
     <w:rPr>
-      <w:rFonts w:eastAsiaTheme="majorEastAsia" w:cstheme="majorBidi"/>
+      <w:rFonts w:ascii="Arial" w:hAnsi="Arial" w:cs="Arial" w:eastAsia="Arial"/>
       <w:color w:val="595959" w:themeColor="text1" w:themeTint="A6"/>
       <w:spacing w:val="15"/>
-      <w:sz w:val="28"/>
-      <w:szCs w:val="28"/>
+      <w:sz w:val="21"/>
+      <w:szCs w:val="21"/>
     </w:rPr>
   </w:style>
   <w:style w:type="character" w:customStyle="1" w:styleId="SubtitleChar">
@@ -1972,11 +1972,11 @@
     <w:uiPriority w:val="11"/>
     <w:rsid w:val="005C60AD"/>
     <w:rPr>
-      <w:rFonts w:eastAsiaTheme="majorEastAsia" w:cstheme="majorBidi"/>
+      <w:rFonts w:ascii="Arial" w:hAnsi="Arial" w:cs="Arial" w:eastAsia="Arial"/>
       <w:color w:val="595959" w:themeColor="text1" w:themeTint="A6"/>
       <w:spacing w:val="15"/>
-      <w:sz w:val="28"/>
-      <w:szCs w:val="28"/>
+      <w:sz w:val="21"/>
+      <w:szCs w:val="21"/>
     </w:rPr>
   </w:style>
   <w:style w:type="paragraph" w:styleId="Quote">
@@ -2114,7 +2114,7 @@
       <w:spacing w:after="0" w:line="240" w:lineRule="auto"/>
     </w:pPr>
     <w:rPr>
-      <w:rFonts w:ascii="Arial MT" w:eastAsia="Arial MT" w:hAnsi="Arial MT" w:cs="Arial MT"/>
+      <w:rFonts w:ascii="Arial" w:hAnsi="Arial" w:cs="Arial" w:eastAsia="Arial"/>
       <w:kern w:val="0"/>
       <w:lang w:val="en-US"/>
       <w14:ligatures w14:val="none"/>
@@ -2127,7 +2127,7 @@
     <w:uiPriority w:val="1"/>
     <w:rsid w:val="00D453DF"/>
     <w:rPr>
-      <w:rFonts w:ascii="Arial MT" w:eastAsia="Arial MT" w:hAnsi="Arial MT" w:cs="Arial MT"/>
+      <w:rFonts w:ascii="Arial" w:hAnsi="Arial" w:cs="Arial" w:eastAsia="Arial"/>
       <w:kern w:val="0"/>
       <w:lang w:val="en-US"/>
       <w14:ligatures w14:val="none"/>
@@ -2147,10 +2147,10 @@
       <w:ind w:left="67"/>
     </w:pPr>
     <w:rPr>
-      <w:rFonts w:ascii="Arial MT" w:eastAsia="Arial MT" w:hAnsi="Arial MT" w:cs="Arial MT"/>
+      <w:rFonts w:ascii="Arial" w:hAnsi="Arial" w:cs="Arial" w:eastAsia="Arial"/>
       <w:kern w:val="0"/>
-      <w:sz w:val="22"/>
-      <w:szCs w:val="22"/>
+      <w:sz w:val="21"/>
+      <w:szCs w:val="21"/>
       <w:lang w:val="en-US"/>
       <w14:ligatures w14:val="none"/>
     </w:rPr>
